--- a/dome.docx
+++ b/dome.docx
@@ -156,13 +156,130 @@
     <w:p>
       <w:pPr>
         <w:rPr>
-          <w:color w:val="A6A6A6" w:themeColor="background1" w:themeShade="A6"/>
-          <w:sz w:val="24"/>
-          <w:szCs w:val="28"/>
-        </w:rPr>
-      </w:pPr>
+          <w:rFonts w:hint="eastAsia" w:ascii="宋体" w:hAnsi="宋体" w:eastAsia="宋体"/>
+          <w:bCs/>
+          <w:kern w:val="44"/>
+          <w:sz w:val="28"/>
+          <w:szCs w:val="16"/>
+          <w:lang w:val="en-US" w:eastAsia="zh-CN"/>
+        </w:rPr>
+      </w:pPr>
+      <w:r>
+        <w:rPr>
+          <w:rFonts w:hint="eastAsia" w:ascii="宋体" w:hAnsi="宋体" w:eastAsia="宋体"/>
+          <w:bCs/>
+          <w:kern w:val="44"/>
+          <w:sz w:val="28"/>
+          <w:szCs w:val="16"/>
+          <w:lang w:val="en-US" w:eastAsia="zh-CN"/>
+        </w:rPr>
+        <w:t>- 攻击方IP：</w:t>
+      </w:r>
+    </w:p>
+    <w:p>
+      <w:pPr>
+        <w:rPr>
+          <w:rFonts w:hint="eastAsia" w:ascii="宋体" w:hAnsi="宋体" w:eastAsia="宋体"/>
+          <w:bCs/>
+          <w:kern w:val="44"/>
+          <w:sz w:val="28"/>
+          <w:szCs w:val="16"/>
+          <w:lang w:val="en-US" w:eastAsia="zh-CN"/>
+        </w:rPr>
+      </w:pPr>
+      <w:r>
+        <w:rPr>
+          <w:rFonts w:hint="eastAsia" w:ascii="宋体" w:hAnsi="宋体" w:eastAsia="宋体"/>
+          <w:bCs/>
+          <w:kern w:val="44"/>
+          <w:sz w:val="28"/>
+          <w:szCs w:val="16"/>
+          <w:lang w:val="en-US" w:eastAsia="zh-CN"/>
+        </w:rPr>
+        <w:t>- 防守方系统URL：</w:t>
+      </w:r>
+    </w:p>
+    <w:p>
+      <w:pPr>
+        <w:rPr>
+          <w:rFonts w:hint="eastAsia" w:ascii="宋体" w:hAnsi="宋体" w:eastAsia="宋体"/>
+          <w:bCs/>
+          <w:kern w:val="44"/>
+          <w:sz w:val="28"/>
+          <w:szCs w:val="16"/>
+          <w:lang w:val="en-US" w:eastAsia="zh-CN"/>
+        </w:rPr>
+      </w:pPr>
+      <w:r>
+        <w:rPr>
+          <w:rFonts w:hint="eastAsia" w:ascii="宋体" w:hAnsi="宋体" w:eastAsia="宋体"/>
+          <w:bCs/>
+          <w:kern w:val="44"/>
+          <w:sz w:val="28"/>
+          <w:szCs w:val="16"/>
+          <w:lang w:val="en-US" w:eastAsia="zh-CN"/>
+        </w:rPr>
+        <w:t>- 攻击时间：</w:t>
+      </w:r>
+    </w:p>
+    <w:p>
+      <w:pPr>
+        <w:rPr>
+          <w:rFonts w:hint="eastAsia" w:ascii="宋体" w:hAnsi="宋体" w:eastAsia="宋体"/>
+          <w:bCs/>
+          <w:kern w:val="44"/>
+          <w:sz w:val="28"/>
+          <w:szCs w:val="16"/>
+          <w:lang w:val="en-US" w:eastAsia="zh-CN"/>
+        </w:rPr>
+      </w:pPr>
+      <w:r>
+        <w:rPr>
+          <w:rFonts w:hint="eastAsia" w:ascii="宋体" w:hAnsi="宋体" w:eastAsia="宋体"/>
+          <w:bCs/>
+          <w:kern w:val="44"/>
+          <w:sz w:val="28"/>
+          <w:szCs w:val="16"/>
+          <w:lang w:val="en-US" w:eastAsia="zh-CN"/>
+        </w:rPr>
+        <w:t>- 问题URL（填入完整URL</w:t>
+      </w:r>
       <w:bookmarkStart w:id="0" w:name="_GoBack"/>
       <w:bookmarkEnd w:id="0"/>
+      <w:r>
+        <w:rPr>
+          <w:rFonts w:hint="eastAsia" w:ascii="宋体" w:hAnsi="宋体" w:eastAsia="宋体"/>
+          <w:bCs/>
+          <w:kern w:val="44"/>
+          <w:sz w:val="28"/>
+          <w:szCs w:val="16"/>
+          <w:lang w:val="en-US" w:eastAsia="zh-CN"/>
+        </w:rPr>
+        <w:t>）：</w:t>
+      </w:r>
+    </w:p>
+    <w:p>
+      <w:pPr>
+        <w:rPr>
+          <w:rFonts w:hint="eastAsia" w:ascii="宋体" w:hAnsi="宋体" w:eastAsia="宋体"/>
+          <w:bCs/>
+          <w:kern w:val="44"/>
+          <w:sz w:val="28"/>
+          <w:szCs w:val="16"/>
+          <w:lang w:val="en-US" w:eastAsia="zh-CN"/>
+        </w:rPr>
+      </w:pPr>
+      <w:r>
+        <w:rPr>
+          <w:rFonts w:hint="eastAsia" w:ascii="宋体" w:hAnsi="宋体" w:eastAsia="宋体"/>
+          <w:bCs/>
+          <w:kern w:val="44"/>
+          <w:sz w:val="28"/>
+          <w:szCs w:val="16"/>
+          <w:lang w:val="en-US" w:eastAsia="zh-CN"/>
+        </w:rPr>
+        <w:t>- 攻击结果：</w:t>
+      </w:r>
     </w:p>
     <w:sectPr>
       <w:footerReference r:id="rId3" w:type="default"/>
@@ -181,51 +298,51 @@
   <w:sdt>
     <w:sdtPr>
       <w:rPr>
-        <w:rStyle w:val="12"/>
+        <w:rStyle w:val="13"/>
       </w:rPr>
       <w:id w:val="726261543"/>
     </w:sdtPr>
     <w:sdtEndPr>
       <w:rPr>
-        <w:rStyle w:val="12"/>
+        <w:rStyle w:val="13"/>
       </w:rPr>
     </w:sdtEndPr>
     <w:sdtContent>
       <w:p>
         <w:pPr>
-          <w:pStyle w:val="6"/>
+          <w:pStyle w:val="7"/>
           <w:framePr w:wrap="around" w:vAnchor="text" w:hAnchor="margin" w:xAlign="center" w:y="1"/>
           <w:rPr>
-            <w:rStyle w:val="12"/>
+            <w:rStyle w:val="13"/>
           </w:rPr>
         </w:pPr>
         <w:r>
           <w:rPr>
-            <w:rStyle w:val="12"/>
+            <w:rStyle w:val="13"/>
           </w:rPr>
           <w:fldChar w:fldCharType="begin"/>
         </w:r>
         <w:r>
           <w:rPr>
-            <w:rStyle w:val="12"/>
+            <w:rStyle w:val="13"/>
           </w:rPr>
           <w:instrText xml:space="preserve"> PAGE </w:instrText>
         </w:r>
         <w:r>
           <w:rPr>
-            <w:rStyle w:val="12"/>
+            <w:rStyle w:val="13"/>
           </w:rPr>
           <w:fldChar w:fldCharType="separate"/>
         </w:r>
         <w:r>
           <w:rPr>
-            <w:rStyle w:val="12"/>
+            <w:rStyle w:val="13"/>
           </w:rPr>
           <w:t>1</w:t>
         </w:r>
         <w:r>
           <w:rPr>
-            <w:rStyle w:val="12"/>
+            <w:rStyle w:val="13"/>
           </w:rPr>
           <w:fldChar w:fldCharType="end"/>
         </w:r>
@@ -234,7 +351,7 @@
   </w:sdt>
   <w:p>
     <w:pPr>
-      <w:pStyle w:val="6"/>
+      <w:pStyle w:val="7"/>
     </w:pPr>
   </w:p>
 </w:ftr>
@@ -435,7 +552,7 @@
     <w:lsdException w:qFormat="1" w:unhideWhenUsed="0" w:uiPriority="22" w:semiHidden="0" w:name="Strong"/>
     <w:lsdException w:qFormat="1" w:unhideWhenUsed="0" w:uiPriority="20" w:semiHidden="0" w:name="Emphasis"/>
     <w:lsdException w:qFormat="1" w:uiPriority="99" w:semiHidden="0" w:name="Document Map"/>
-    <w:lsdException w:uiPriority="99" w:name="Plain Text"/>
+    <w:lsdException w:unhideWhenUsed="0" w:uiPriority="0" w:semiHidden="0" w:name="Plain Text"/>
     <w:lsdException w:uiPriority="99" w:name="E-mail Signature"/>
     <w:lsdException w:qFormat="1" w:uiPriority="99" w:semiHidden="0" w:name="Normal (Web)"/>
     <w:lsdException w:uiPriority="99" w:name="HTML Acronym"/>
@@ -448,7 +565,7 @@
     <w:lsdException w:uiPriority="99" w:name="HTML Sample"/>
     <w:lsdException w:uiPriority="99" w:name="HTML Typewriter"/>
     <w:lsdException w:uiPriority="99" w:name="HTML Variable"/>
-    <w:lsdException w:uiPriority="99" w:name="Normal Table"/>
+    <w:lsdException w:qFormat="1" w:uiPriority="99" w:name="Normal Table"/>
     <w:lsdException w:uiPriority="99" w:name="annotation subject"/>
     <w:lsdException w:uiPriority="99" w:name="Table Simple 1"/>
     <w:lsdException w:uiPriority="99" w:name="Table Simple 2"/>
@@ -633,7 +750,7 @@
     <w:name w:val="heading 2"/>
     <w:basedOn w:val="1"/>
     <w:next w:val="1"/>
-    <w:link w:val="15"/>
+    <w:link w:val="16"/>
     <w:qFormat/>
     <w:uiPriority w:val="9"/>
     <w:pPr>
@@ -655,7 +772,7 @@
     <w:name w:val="heading 3"/>
     <w:basedOn w:val="1"/>
     <w:next w:val="1"/>
-    <w:link w:val="18"/>
+    <w:link w:val="19"/>
     <w:unhideWhenUsed/>
     <w:qFormat/>
     <w:uiPriority w:val="9"/>
@@ -670,17 +787,18 @@
       <w:sz w:val="32"/>
     </w:rPr>
   </w:style>
-  <w:style w:type="character" w:default="1" w:styleId="11">
+  <w:style w:type="character" w:default="1" w:styleId="12">
     <w:name w:val="Default Paragraph Font"/>
     <w:semiHidden/>
     <w:unhideWhenUsed/>
     <w:qFormat/>
     <w:uiPriority w:val="1"/>
   </w:style>
-  <w:style w:type="table" w:default="1" w:styleId="9">
+  <w:style w:type="table" w:default="1" w:styleId="10">
     <w:name w:val="Normal Table"/>
     <w:semiHidden/>
     <w:unhideWhenUsed/>
+    <w:qFormat/>
     <w:uiPriority w:val="99"/>
     <w:tblPr>
       <w:tblCellMar>
@@ -694,7 +812,7 @@
   <w:style w:type="paragraph" w:styleId="5">
     <w:name w:val="Document Map"/>
     <w:basedOn w:val="1"/>
-    <w:link w:val="16"/>
+    <w:link w:val="17"/>
     <w:unhideWhenUsed/>
     <w:qFormat/>
     <w:uiPriority w:val="99"/>
@@ -705,9 +823,17 @@
     </w:rPr>
   </w:style>
   <w:style w:type="paragraph" w:styleId="6">
+    <w:name w:val="Plain Text"/>
+    <w:basedOn w:val="1"/>
+    <w:uiPriority w:val="0"/>
+    <w:rPr>
+      <w:rFonts w:ascii="宋体" w:hAnsi="Courier New"/>
+    </w:rPr>
+  </w:style>
+  <w:style w:type="paragraph" w:styleId="7">
     <w:name w:val="footer"/>
     <w:basedOn w:val="1"/>
-    <w:link w:val="14"/>
+    <w:link w:val="15"/>
     <w:unhideWhenUsed/>
     <w:qFormat/>
     <w:uiPriority w:val="99"/>
@@ -724,10 +850,10 @@
       <w:szCs w:val="18"/>
     </w:rPr>
   </w:style>
-  <w:style w:type="paragraph" w:styleId="7">
+  <w:style w:type="paragraph" w:styleId="8">
     <w:name w:val="header"/>
     <w:basedOn w:val="1"/>
-    <w:link w:val="13"/>
+    <w:link w:val="14"/>
     <w:unhideWhenUsed/>
     <w:qFormat/>
     <w:uiPriority w:val="99"/>
@@ -747,7 +873,7 @@
       <w:szCs w:val="18"/>
     </w:rPr>
   </w:style>
-  <w:style w:type="paragraph" w:styleId="8">
+  <w:style w:type="paragraph" w:styleId="9">
     <w:name w:val="Normal (Web)"/>
     <w:basedOn w:val="1"/>
     <w:unhideWhenUsed/>
@@ -765,9 +891,9 @@
       <w:szCs w:val="24"/>
     </w:rPr>
   </w:style>
-  <w:style w:type="table" w:styleId="10">
+  <w:style w:type="table" w:styleId="11">
     <w:name w:val="Table Grid"/>
-    <w:basedOn w:val="9"/>
+    <w:basedOn w:val="10"/>
     <w:qFormat/>
     <w:uiPriority w:val="39"/>
     <w:pPr>
@@ -785,17 +911,29 @@
       </w:tblBorders>
     </w:tblPr>
   </w:style>
-  <w:style w:type="character" w:styleId="12">
+  <w:style w:type="character" w:styleId="13">
     <w:name w:val="page number"/>
-    <w:basedOn w:val="11"/>
+    <w:basedOn w:val="12"/>
     <w:semiHidden/>
     <w:unhideWhenUsed/>
     <w:qFormat/>
     <w:uiPriority w:val="99"/>
   </w:style>
-  <w:style w:type="character" w:customStyle="1" w:styleId="13">
+  <w:style w:type="character" w:customStyle="1" w:styleId="14">
     <w:name w:val="页眉 字符"/>
-    <w:basedOn w:val="11"/>
+    <w:basedOn w:val="12"/>
+    <w:link w:val="8"/>
+    <w:semiHidden/>
+    <w:qFormat/>
+    <w:uiPriority w:val="99"/>
+    <w:rPr>
+      <w:sz w:val="18"/>
+      <w:szCs w:val="18"/>
+    </w:rPr>
+  </w:style>
+  <w:style w:type="character" w:customStyle="1" w:styleId="15">
+    <w:name w:val="页脚 字符"/>
+    <w:basedOn w:val="12"/>
     <w:link w:val="7"/>
     <w:semiHidden/>
     <w:qFormat/>
@@ -805,21 +943,9 @@
       <w:szCs w:val="18"/>
     </w:rPr>
   </w:style>
-  <w:style w:type="character" w:customStyle="1" w:styleId="14">
-    <w:name w:val="页脚 字符"/>
-    <w:basedOn w:val="11"/>
-    <w:link w:val="6"/>
-    <w:semiHidden/>
-    <w:qFormat/>
-    <w:uiPriority w:val="99"/>
-    <w:rPr>
-      <w:sz w:val="18"/>
-      <w:szCs w:val="18"/>
-    </w:rPr>
-  </w:style>
-  <w:style w:type="character" w:customStyle="1" w:styleId="15">
+  <w:style w:type="character" w:customStyle="1" w:styleId="16">
     <w:name w:val="标题 2 字符"/>
-    <w:basedOn w:val="11"/>
+    <w:basedOn w:val="12"/>
     <w:link w:val="3"/>
     <w:qFormat/>
     <w:uiPriority w:val="9"/>
@@ -832,9 +958,9 @@
       <w:szCs w:val="36"/>
     </w:rPr>
   </w:style>
-  <w:style w:type="character" w:customStyle="1" w:styleId="16">
+  <w:style w:type="character" w:customStyle="1" w:styleId="17">
     <w:name w:val="文档结构图 字符"/>
-    <w:basedOn w:val="11"/>
+    <w:basedOn w:val="12"/>
     <w:link w:val="5"/>
     <w:semiHidden/>
     <w:qFormat/>
@@ -845,7 +971,7 @@
       <w:szCs w:val="18"/>
     </w:rPr>
   </w:style>
-  <w:style w:type="paragraph" w:styleId="17">
+  <w:style w:type="paragraph" w:styleId="18">
     <w:name w:val="List Paragraph"/>
     <w:basedOn w:val="1"/>
     <w:qFormat/>
@@ -854,9 +980,9 @@
       <w:ind w:firstLine="420" w:firstLineChars="200"/>
     </w:pPr>
   </w:style>
-  <w:style w:type="character" w:customStyle="1" w:styleId="18">
+  <w:style w:type="character" w:customStyle="1" w:styleId="19">
     <w:name w:val="标题 3 字符"/>
-    <w:basedOn w:val="11"/>
+    <w:basedOn w:val="12"/>
     <w:link w:val="4"/>
     <w:qFormat/>
     <w:uiPriority w:val="9"/>
